--- a/04_JobKitAI/output/naukri/kezan_QA_Automation_EDI_Test_Engineer_Vishnudeep_Jayam.docx
+++ b/04_JobKitAI/output/naukri/kezan_QA_Automation_EDI_Test_Engineer_Vishnudeep_Jayam.docx
@@ -68,7 +68,7 @@
         </w:rPr>
         <w:t xml:space="preserve">  •  </w:t>
       </w:r>
-      <w:hyperlink w:history="1" r:id="rIdsd09iedwywk2wtzx5eyvh">
+      <w:hyperlink w:history="1" r:id="rIdvnwfpdohip3hstmtuulk_">
         <w:r>
           <w:rPr>
             <w:rFonts w:ascii="Calibri" w:cs="Calibri" w:eastAsia="Calibri" w:hAnsi="Calibri"/>
@@ -160,18 +160,18 @@
           <w:sz w:val="20"/>
           <w:szCs w:val="20"/>
         </w:rPr>
-        <w:t xml:space="preserve"> of experience across UI and API test automation — from tool selection and framework design to script development, suite execution, and defect reporting. </w:t>
-      </w:r>
-      <w:r>
-        <w:rPr>
-          <w:rFonts w:ascii="Calibri" w:cs="Calibri" w:eastAsia="Calibri" w:hAnsi="Calibri"/>
-          <w:color w:val="3D4451"/>
-          <w:sz w:val="20"/>
-          <w:szCs w:val="20"/>
-          <w:highlight w:val="yellow"/>
-          <w:highlightCs w:val="yellow"/>
-        </w:rPr>
-        <w:t xml:space="preserve">automated backend APIs with REST Assured and Postman, and built Python-based API test suites</w:t>
+        <w:t xml:space="preserve"> of experience across UI and API test automation — from tool selection and framework design through script development, suite execution, and defect reporting. </w:t>
+      </w:r>
+      <w:r>
+        <w:rPr>
+          <w:rFonts w:ascii="Calibri" w:cs="Calibri" w:eastAsia="Calibri" w:hAnsi="Calibri"/>
+          <w:color w:val="3D4451"/>
+          <w:sz w:val="20"/>
+          <w:szCs w:val="20"/>
+          <w:highlight w:val="yellow"/>
+          <w:highlightCs w:val="yellow"/>
+        </w:rPr>
+        <w:t xml:space="preserve">Designed Selenium + Java + TestNG automation frameworks across e-commerce, automotive, and enterprise web platforms</w:t>
       </w:r>
       <w:r>
         <w:rPr>
@@ -191,7 +191,7 @@
           <w:highlight w:val="yellow"/>
           <w:highlightCs w:val="yellow"/>
         </w:rPr>
-        <w:t xml:space="preserve">designed Selenium + Java + TestNG automation frameworks across e-commerce, automotive, and enterprise web platforms</w:t>
+        <w:t xml:space="preserve">Automated backend APIs with REST Assured and Postman, and built Python-based API test suites</w:t>
       </w:r>
       <w:r>
         <w:rPr>
@@ -236,6 +236,73 @@
           <w:sz w:val="20"/>
           <w:szCs w:val="20"/>
         </w:rPr>
+        <w:t xml:space="preserve">Automation Frameworks &amp; Tools  </w:t>
+      </w:r>
+      <w:r>
+        <w:rPr>
+          <w:rFonts w:ascii="Calibri" w:cs="Calibri" w:eastAsia="Calibri" w:hAnsi="Calibri"/>
+          <w:color w:val="3D4451"/>
+          <w:sz w:val="20"/>
+          <w:szCs w:val="20"/>
+          <w:highlight w:val="yellow"/>
+          <w:highlightCs w:val="yellow"/>
+        </w:rPr>
+        <w:t xml:space="preserve">Selenium WebDriver</w:t>
+      </w:r>
+      <w:r>
+        <w:rPr>
+          <w:rFonts w:ascii="Calibri" w:cs="Calibri" w:eastAsia="Calibri" w:hAnsi="Calibri"/>
+          <w:color w:val="3D4451"/>
+          <w:sz w:val="20"/>
+          <w:szCs w:val="20"/>
+        </w:rPr>
+        <w:t xml:space="preserve"> · Playwright · Cucumber (BDD) · </w:t>
+      </w:r>
+      <w:r>
+        <w:rPr>
+          <w:rFonts w:ascii="Calibri" w:cs="Calibri" w:eastAsia="Calibri" w:hAnsi="Calibri"/>
+          <w:color w:val="3D4451"/>
+          <w:sz w:val="20"/>
+          <w:szCs w:val="20"/>
+          <w:highlight w:val="yellow"/>
+          <w:highlightCs w:val="yellow"/>
+        </w:rPr>
+        <w:t xml:space="preserve">TestNG</w:t>
+      </w:r>
+      <w:r>
+        <w:rPr>
+          <w:rFonts w:ascii="Calibri" w:cs="Calibri" w:eastAsia="Calibri" w:hAnsi="Calibri"/>
+          <w:color w:val="3D4451"/>
+          <w:sz w:val="20"/>
+          <w:szCs w:val="20"/>
+        </w:rPr>
+        <w:t xml:space="preserve"> · Page Object Model · </w:t>
+      </w:r>
+      <w:r>
+        <w:rPr>
+          <w:rFonts w:ascii="Calibri" w:cs="Calibri" w:eastAsia="Calibri" w:hAnsi="Calibri"/>
+          <w:color w:val="3D4451"/>
+          <w:sz w:val="20"/>
+          <w:szCs w:val="20"/>
+          <w:highlight w:val="yellow"/>
+          <w:highlightCs w:val="yellow"/>
+        </w:rPr>
+        <w:t xml:space="preserve">Selenium Grid</w:t>
+      </w:r>
+    </w:p>
+    <w:p>
+      <w:pPr>
+        <w:spacing w:after="55" w:line="250"/>
+      </w:pPr>
+      <w:r>
+        <w:rPr>
+          <w:rFonts w:ascii="Calibri" w:cs="Calibri" w:eastAsia="Calibri" w:hAnsi="Calibri"/>
+          <w:b/>
+          <w:bCs/>
+          <w:color w:val="1A1A1A"/>
+          <w:sz w:val="20"/>
+          <w:szCs w:val="20"/>
+        </w:rPr>
         <w:t xml:space="preserve">API &amp; Backend Testing  </w:t>
       </w:r>
       <w:r>
@@ -244,19 +311,28 @@
           <w:color w:val="3D4451"/>
           <w:sz w:val="20"/>
           <w:szCs w:val="20"/>
-          <w:highlight w:val="yellow"/>
-          <w:highlightCs w:val="yellow"/>
-        </w:rPr>
-        <w:t xml:space="preserve">REST Assured</w:t>
-      </w:r>
-      <w:r>
-        <w:rPr>
-          <w:rFonts w:ascii="Calibri" w:cs="Calibri" w:eastAsia="Calibri" w:hAnsi="Calibri"/>
-          <w:color w:val="3D4451"/>
-          <w:sz w:val="20"/>
-          <w:szCs w:val="20"/>
-        </w:rPr>
-        <w:t xml:space="preserve"> · Postman · </w:t>
+        </w:rPr>
+        <w:t xml:space="preserve">REST Assured · </w:t>
+      </w:r>
+      <w:r>
+        <w:rPr>
+          <w:rFonts w:ascii="Calibri" w:cs="Calibri" w:eastAsia="Calibri" w:hAnsi="Calibri"/>
+          <w:color w:val="3D4451"/>
+          <w:sz w:val="20"/>
+          <w:szCs w:val="20"/>
+          <w:highlight w:val="yellow"/>
+          <w:highlightCs w:val="yellow"/>
+        </w:rPr>
+        <w:t xml:space="preserve">Postman</w:t>
+      </w:r>
+      <w:r>
+        <w:rPr>
+          <w:rFonts w:ascii="Calibri" w:cs="Calibri" w:eastAsia="Calibri" w:hAnsi="Calibri"/>
+          <w:color w:val="3D4451"/>
+          <w:sz w:val="20"/>
+          <w:szCs w:val="20"/>
+        </w:rPr>
+        <w:t xml:space="preserve"> · </w:t>
       </w:r>
       <w:r>
         <w:rPr>
@@ -283,16 +359,67 @@
           <w:sz w:val="20"/>
           <w:szCs w:val="20"/>
         </w:rPr>
-        <w:t xml:space="preserve">Automation Frameworks &amp; Tools  </w:t>
-      </w:r>
-      <w:r>
-        <w:rPr>
-          <w:rFonts w:ascii="Calibri" w:cs="Calibri" w:eastAsia="Calibri" w:hAnsi="Calibri"/>
-          <w:color w:val="3D4451"/>
-          <w:sz w:val="20"/>
-          <w:szCs w:val="20"/>
-        </w:rPr>
-        <w:t xml:space="preserve">Selenium WebDriver · Playwright · Cucumber (BDD) · TestNG · Page Object Model</w:t>
+        <w:t xml:space="preserve">CI/CD, Build &amp; Cloud  </w:t>
+      </w:r>
+      <w:r>
+        <w:rPr>
+          <w:rFonts w:ascii="Calibri" w:cs="Calibri" w:eastAsia="Calibri" w:hAnsi="Calibri"/>
+          <w:color w:val="3D4451"/>
+          <w:sz w:val="20"/>
+          <w:szCs w:val="20"/>
+          <w:highlight w:val="yellow"/>
+          <w:highlightCs w:val="yellow"/>
+        </w:rPr>
+        <w:t xml:space="preserve">Jenkins</w:t>
+      </w:r>
+      <w:r>
+        <w:rPr>
+          <w:rFonts w:ascii="Calibri" w:cs="Calibri" w:eastAsia="Calibri" w:hAnsi="Calibri"/>
+          <w:color w:val="3D4451"/>
+          <w:sz w:val="20"/>
+          <w:szCs w:val="20"/>
+        </w:rPr>
+        <w:t xml:space="preserve"> · Gradle · Maven · Travis CI · </w:t>
+      </w:r>
+      <w:r>
+        <w:rPr>
+          <w:rFonts w:ascii="Calibri" w:cs="Calibri" w:eastAsia="Calibri" w:hAnsi="Calibri"/>
+          <w:color w:val="3D4451"/>
+          <w:sz w:val="20"/>
+          <w:szCs w:val="20"/>
+          <w:highlight w:val="yellow"/>
+          <w:highlightCs w:val="yellow"/>
+        </w:rPr>
+        <w:t xml:space="preserve">Git</w:t>
+      </w:r>
+      <w:r>
+        <w:rPr>
+          <w:rFonts w:ascii="Calibri" w:cs="Calibri" w:eastAsia="Calibri" w:hAnsi="Calibri"/>
+          <w:color w:val="3D4451"/>
+          <w:sz w:val="20"/>
+          <w:szCs w:val="20"/>
+        </w:rPr>
+        <w:t xml:space="preserve"> · </w:t>
+      </w:r>
+      <w:r>
+        <w:rPr>
+          <w:rFonts w:ascii="Calibri" w:cs="Calibri" w:eastAsia="Calibri" w:hAnsi="Calibri"/>
+          <w:color w:val="3D4451"/>
+          <w:sz w:val="20"/>
+          <w:szCs w:val="20"/>
+          <w:highlight w:val="yellow"/>
+          <w:highlightCs w:val="yellow"/>
+        </w:rPr>
+        <w:t xml:space="preserve">GitHub</w:t>
+      </w:r>
+      <w:r>
+        <w:rPr>
+          <w:rFonts w:ascii="Calibri" w:cs="Calibri" w:eastAsia="Calibri" w:hAnsi="Calibri"/>
+          <w:color w:val="3D4451"/>
+          <w:sz w:val="20"/>
+          <w:szCs w:val="20"/>
+        </w:rPr>
+        <w:t xml:space="preserve"> · AWS</w:t>
       </w:r>
     </w:p>
     <w:p>
@@ -316,8 +443,39 @@
           <w:color w:val="3D4451"/>
           <w:sz w:val="20"/>
           <w:szCs w:val="20"/>
-        </w:rPr>
-        <w:t xml:space="preserve">Java · TypeScript · Python · PHP (Codeception)</w:t>
+          <w:highlight w:val="yellow"/>
+          <w:highlightCs w:val="yellow"/>
+        </w:rPr>
+        <w:t xml:space="preserve">Java</w:t>
+      </w:r>
+      <w:r>
+        <w:rPr>
+          <w:rFonts w:ascii="Calibri" w:cs="Calibri" w:eastAsia="Calibri" w:hAnsi="Calibri"/>
+          <w:color w:val="3D4451"/>
+          <w:sz w:val="20"/>
+          <w:szCs w:val="20"/>
+        </w:rPr>
+        <w:t xml:space="preserve"> · TypeScript · </w:t>
+      </w:r>
+      <w:r>
+        <w:rPr>
+          <w:rFonts w:ascii="Calibri" w:cs="Calibri" w:eastAsia="Calibri" w:hAnsi="Calibri"/>
+          <w:color w:val="3D4451"/>
+          <w:sz w:val="20"/>
+          <w:szCs w:val="20"/>
+          <w:highlight w:val="yellow"/>
+          <w:highlightCs w:val="yellow"/>
+        </w:rPr>
+        <w:t xml:space="preserve">Python</w:t>
+      </w:r>
+      <w:r>
+        <w:rPr>
+          <w:rFonts w:ascii="Calibri" w:cs="Calibri" w:eastAsia="Calibri" w:hAnsi="Calibri"/>
+          <w:color w:val="3D4451"/>
+          <w:sz w:val="20"/>
+          <w:szCs w:val="20"/>
+        </w:rPr>
+        <w:t xml:space="preserve"> · PHP (Codeception)</w:t>
       </w:r>
     </w:p>
     <w:p>
@@ -333,16 +491,47 @@
           <w:sz w:val="20"/>
           <w:szCs w:val="20"/>
         </w:rPr>
-        <w:t xml:space="preserve">CI/CD &amp; Build Tools  </w:t>
-      </w:r>
-      <w:r>
-        <w:rPr>
-          <w:rFonts w:ascii="Calibri" w:cs="Calibri" w:eastAsia="Calibri" w:hAnsi="Calibri"/>
-          <w:color w:val="3D4451"/>
-          <w:sz w:val="20"/>
-          <w:szCs w:val="20"/>
-        </w:rPr>
-        <w:t xml:space="preserve">Jenkins · Gradle · Maven · Travis CI · Git · GitHub</w:t>
+        <w:t xml:space="preserve">Test Management &amp; Methodology  </w:t>
+      </w:r>
+      <w:r>
+        <w:rPr>
+          <w:rFonts w:ascii="Calibri" w:cs="Calibri" w:eastAsia="Calibri" w:hAnsi="Calibri"/>
+          <w:color w:val="3D4451"/>
+          <w:sz w:val="20"/>
+          <w:szCs w:val="20"/>
+        </w:rPr>
+        <w:t xml:space="preserve">TestRail · XRay · </w:t>
+      </w:r>
+      <w:r>
+        <w:rPr>
+          <w:rFonts w:ascii="Calibri" w:cs="Calibri" w:eastAsia="Calibri" w:hAnsi="Calibri"/>
+          <w:color w:val="3D4451"/>
+          <w:sz w:val="20"/>
+          <w:szCs w:val="20"/>
+          <w:highlight w:val="yellow"/>
+          <w:highlightCs w:val="yellow"/>
+        </w:rPr>
+        <w:t xml:space="preserve">Jira</w:t>
+      </w:r>
+      <w:r>
+        <w:rPr>
+          <w:rFonts w:ascii="Calibri" w:cs="Calibri" w:eastAsia="Calibri" w:hAnsi="Calibri"/>
+          <w:color w:val="3D4451"/>
+          <w:sz w:val="20"/>
+          <w:szCs w:val="20"/>
+        </w:rPr>
+        <w:t xml:space="preserve"> · Agile Scrum · Kanban · Test Planning &amp; Case Design · Defect Tracking &amp; Reporting · </w:t>
+      </w:r>
+      <w:r>
+        <w:rPr>
+          <w:rFonts w:ascii="Calibri" w:cs="Calibri" w:eastAsia="Calibri" w:hAnsi="Calibri"/>
+          <w:color w:val="3D4451"/>
+          <w:sz w:val="20"/>
+          <w:szCs w:val="20"/>
+          <w:highlight w:val="yellow"/>
+          <w:highlightCs w:val="yellow"/>
+        </w:rPr>
+        <w:t xml:space="preserve">SDLC / STLC</w:t>
       </w:r>
     </w:p>
     <w:p>
@@ -358,16 +547,16 @@
           <w:sz w:val="20"/>
           <w:szCs w:val="20"/>
         </w:rPr>
-        <w:t xml:space="preserve">Test Management &amp; Methodology  </w:t>
-      </w:r>
-      <w:r>
-        <w:rPr>
-          <w:rFonts w:ascii="Calibri" w:cs="Calibri" w:eastAsia="Calibri" w:hAnsi="Calibri"/>
-          <w:color w:val="3D4451"/>
-          <w:sz w:val="20"/>
-          <w:szCs w:val="20"/>
-        </w:rPr>
-        <w:t xml:space="preserve">TestRail · XRay · Jira · Agile Scrum · Kanban · Test Planning &amp; Case Design · Defect Tracking &amp; Reporting</w:t>
+        <w:t xml:space="preserve">Platforms Tested  </w:t>
+      </w:r>
+      <w:r>
+        <w:rPr>
+          <w:rFonts w:ascii="Calibri" w:cs="Calibri" w:eastAsia="Calibri" w:hAnsi="Calibri"/>
+          <w:color w:val="3D4451"/>
+          <w:sz w:val="20"/>
+          <w:szCs w:val="20"/>
+        </w:rPr>
+        <w:t xml:space="preserve">Web (Chrome, Firefox, IE) · Windows Desktop · Android · iOS · Mobile / Tablet</w:t>
       </w:r>
     </w:p>
     <w:p>
@@ -393,6 +582,120 @@
           <w:szCs w:val="20"/>
         </w:rPr>
         <w:t xml:space="preserve">Automotive Infotainment Systems (VW) · E-commerce Platforms (Magento) · Enterprise Web Applications</w:t>
+      </w:r>
+    </w:p>
+    <w:p>
+      <w:pPr>
+        <w:spacing w:after="55" w:line="250"/>
+      </w:pPr>
+      <w:r>
+        <w:rPr>
+          <w:rFonts w:ascii="Calibri" w:cs="Calibri" w:eastAsia="Calibri" w:hAnsi="Calibri"/>
+          <w:b/>
+          <w:bCs/>
+          <w:color w:val="B02A1F"/>
+          <w:sz w:val="20"/>
+          <w:szCs w:val="20"/>
+        </w:rPr>
+        <w:t xml:space="preserve">[Gate skills — fill or delete this row]</w:t>
+      </w:r>
+      <w:r>
+        <w:rPr>
+          <w:rFonts w:ascii="Calibri" w:cs="Calibri" w:eastAsia="Calibri" w:hAnsi="Calibri"/>
+          <w:b/>
+          <w:bCs/>
+          <w:color w:val="1A1A1A"/>
+          <w:sz w:val="20"/>
+          <w:szCs w:val="20"/>
+        </w:rPr>
+        <w:t xml:space="preserve">  </w:t>
+      </w:r>
+      <w:r>
+        <w:rPr>
+          <w:rFonts w:ascii="Calibri" w:cs="Calibri" w:eastAsia="Calibri" w:hAnsi="Calibri"/>
+          <w:b/>
+          <w:bCs/>
+          <w:color w:val="B02A1F"/>
+          <w:sz w:val="20"/>
+          <w:szCs w:val="20"/>
+        </w:rPr>
+        <w:t xml:space="preserve">[Healthcare EDI Transactions (837 / 835 / 270 / 271 / 276 / 277)]</w:t>
+      </w:r>
+      <w:r>
+        <w:rPr>
+          <w:rFonts w:ascii="Calibri" w:cs="Calibri" w:eastAsia="Calibri" w:hAnsi="Calibri"/>
+          <w:color w:val="3D4451"/>
+          <w:sz w:val="20"/>
+          <w:szCs w:val="20"/>
+        </w:rPr>
+        <w:t xml:space="preserve"> · </w:t>
+      </w:r>
+      <w:r>
+        <w:rPr>
+          <w:rFonts w:ascii="Calibri" w:cs="Calibri" w:eastAsia="Calibri" w:hAnsi="Calibri"/>
+          <w:b/>
+          <w:bCs/>
+          <w:color w:val="B02A1F"/>
+          <w:sz w:val="20"/>
+          <w:szCs w:val="20"/>
+        </w:rPr>
+        <w:t xml:space="preserve">[US Healthcare Claims &amp; Payer / Provider Processes]</w:t>
+      </w:r>
+      <w:r>
+        <w:rPr>
+          <w:rFonts w:ascii="Calibri" w:cs="Calibri" w:eastAsia="Calibri" w:hAnsi="Calibri"/>
+          <w:color w:val="3D4451"/>
+          <w:sz w:val="20"/>
+          <w:szCs w:val="20"/>
+        </w:rPr>
+        <w:t xml:space="preserve"> · </w:t>
+      </w:r>
+      <w:r>
+        <w:rPr>
+          <w:rFonts w:ascii="Calibri" w:cs="Calibri" w:eastAsia="Calibri" w:hAnsi="Calibri"/>
+          <w:b/>
+          <w:bCs/>
+          <w:color w:val="B02A1F"/>
+          <w:sz w:val="20"/>
+          <w:szCs w:val="20"/>
+        </w:rPr>
+        <w:t xml:space="preserve">[SQL &amp; Database Testing]</w:t>
+      </w:r>
+      <w:r>
+        <w:rPr>
+          <w:rFonts w:ascii="Calibri" w:cs="Calibri" w:eastAsia="Calibri" w:hAnsi="Calibri"/>
+          <w:color w:val="3D4451"/>
+          <w:sz w:val="20"/>
+          <w:szCs w:val="20"/>
+        </w:rPr>
+        <w:t xml:space="preserve"> · </w:t>
+      </w:r>
+      <w:r>
+        <w:rPr>
+          <w:rFonts w:ascii="Calibri" w:cs="Calibri" w:eastAsia="Calibri" w:hAnsi="Calibri"/>
+          <w:b/>
+          <w:bCs/>
+          <w:color w:val="B02A1F"/>
+          <w:sz w:val="20"/>
+          <w:szCs w:val="20"/>
+        </w:rPr>
+        <w:t xml:space="preserve">[PyTest]</w:t>
+      </w:r>
+    </w:p>
+    <w:p>
+      <w:pPr>
+        <w:spacing w:after="60" w:before="60" w:line="240"/>
+      </w:pPr>
+      <w:r>
+        <w:rPr>
+          <w:rFonts w:ascii="Calibri" w:cs="Calibri" w:eastAsia="Calibri" w:hAnsi="Calibri"/>
+          <w:i/>
+          <w:iCs/>
+          <w:color w:val="B02A1F"/>
+          <w:sz w:val="17"/>
+          <w:szCs w:val="17"/>
+        </w:rPr>
+        <w:t xml:space="preserve">JD MISMATCH — Healthcare EDI testing is the mandatory, non-negotiable skill here and is entirely absent from your resume. The automation half matches well; the domain half does not.  FILL-IN RULE — every item in the bracketed row above is named by this job description but is not evidenced anywhere in your source resume. Keep only what you have genuinely shipped with and could be questioned on for twenty minutes; delete the rest, then delete the row label itself. Do not soften an entry to "exposure to".</w:t>
       </w:r>
     </w:p>
     <w:p>
@@ -481,6 +784,104 @@
           <w:sz w:val="20"/>
           <w:szCs w:val="20"/>
         </w:rPr>
+        <w:t xml:space="preserve">Build and maintain test automation for the Zertificon website using the Cucumber framework with </w:t>
+      </w:r>
+      <w:r>
+        <w:rPr>
+          <w:rFonts w:ascii="Calibri" w:cs="Calibri" w:eastAsia="Calibri" w:hAnsi="Calibri"/>
+          <w:color w:val="3D4451"/>
+          <w:sz w:val="20"/>
+          <w:szCs w:val="20"/>
+          <w:highlight w:val="yellow"/>
+          <w:highlightCs w:val="yellow"/>
+        </w:rPr>
+        <w:t xml:space="preserve">Selenium</w:t>
+      </w:r>
+      <w:r>
+        <w:rPr>
+          <w:rFonts w:ascii="Calibri" w:cs="Calibri" w:eastAsia="Calibri" w:hAnsi="Calibri"/>
+          <w:color w:val="3D4451"/>
+          <w:sz w:val="20"/>
+          <w:szCs w:val="20"/>
+        </w:rPr>
+        <w:t xml:space="preserve"> and </w:t>
+      </w:r>
+      <w:r>
+        <w:rPr>
+          <w:rFonts w:ascii="Calibri" w:cs="Calibri" w:eastAsia="Calibri" w:hAnsi="Calibri"/>
+          <w:color w:val="3D4451"/>
+          <w:sz w:val="20"/>
+          <w:szCs w:val="20"/>
+          <w:highlight w:val="yellow"/>
+          <w:highlightCs w:val="yellow"/>
+        </w:rPr>
+        <w:t xml:space="preserve">Java</w:t>
+      </w:r>
+      <w:r>
+        <w:rPr>
+          <w:rFonts w:ascii="Calibri" w:cs="Calibri" w:eastAsia="Calibri" w:hAnsi="Calibri"/>
+          <w:color w:val="3D4451"/>
+          <w:sz w:val="20"/>
+          <w:szCs w:val="20"/>
+        </w:rPr>
+        <w:t xml:space="preserve">.</w:t>
+      </w:r>
+    </w:p>
+    <w:p>
+      <w:pPr>
+        <w:pStyle w:val="ListParagraph"/>
+        <w:numPr>
+          <w:ilvl w:val="0"/>
+          <w:numId w:val="2"/>
+        </w:numPr>
+        <w:spacing w:after="55" w:line="250"/>
+      </w:pPr>
+      <w:r>
+        <w:rPr>
+          <w:rFonts w:ascii="Calibri" w:cs="Calibri" w:eastAsia="Calibri" w:hAnsi="Calibri"/>
+          <w:color w:val="3D4451"/>
+          <w:sz w:val="20"/>
+          <w:szCs w:val="20"/>
+        </w:rPr>
+        <w:t xml:space="preserve">Use Gradle as the build management tool and </w:t>
+      </w:r>
+      <w:r>
+        <w:rPr>
+          <w:rFonts w:ascii="Calibri" w:cs="Calibri" w:eastAsia="Calibri" w:hAnsi="Calibri"/>
+          <w:color w:val="3D4451"/>
+          <w:sz w:val="20"/>
+          <w:szCs w:val="20"/>
+          <w:highlight w:val="yellow"/>
+          <w:highlightCs w:val="yellow"/>
+        </w:rPr>
+        <w:t xml:space="preserve">Jenkins</w:t>
+      </w:r>
+      <w:r>
+        <w:rPr>
+          <w:rFonts w:ascii="Calibri" w:cs="Calibri" w:eastAsia="Calibri" w:hAnsi="Calibri"/>
+          <w:color w:val="3D4451"/>
+          <w:sz w:val="20"/>
+          <w:szCs w:val="20"/>
+        </w:rPr>
+        <w:t xml:space="preserve"> for CI/CD.</w:t>
+      </w:r>
+    </w:p>
+    <w:p>
+      <w:pPr>
+        <w:pStyle w:val="ListParagraph"/>
+        <w:numPr>
+          <w:ilvl w:val="0"/>
+          <w:numId w:val="2"/>
+        </w:numPr>
+        <w:spacing w:after="55" w:line="250"/>
+      </w:pPr>
+      <w:r>
+        <w:rPr>
+          <w:rFonts w:ascii="Calibri" w:cs="Calibri" w:eastAsia="Calibri" w:hAnsi="Calibri"/>
+          <w:color w:val="3D4451"/>
+          <w:sz w:val="20"/>
+          <w:szCs w:val="20"/>
+        </w:rPr>
         <w:t xml:space="preserve">Develop and maintain a test automation framework for web applications using Playwright with TypeScript.</w:t>
       </w:r>
     </w:p>
@@ -519,45 +920,7 @@
           <w:sz w:val="20"/>
           <w:szCs w:val="20"/>
         </w:rPr>
-        <w:t xml:space="preserve">Build and maintain test automation for the Zertificon website using the Cucumber framework with Selenium and Java.</w:t>
-      </w:r>
-    </w:p>
-    <w:p>
-      <w:pPr>
-        <w:pStyle w:val="ListParagraph"/>
-        <w:numPr>
-          <w:ilvl w:val="0"/>
-          <w:numId w:val="2"/>
-        </w:numPr>
-        <w:spacing w:after="55" w:line="250"/>
-      </w:pPr>
-      <w:r>
-        <w:rPr>
-          <w:rFonts w:ascii="Calibri" w:cs="Calibri" w:eastAsia="Calibri" w:hAnsi="Calibri"/>
-          <w:color w:val="3D4451"/>
-          <w:sz w:val="20"/>
-          <w:szCs w:val="20"/>
-        </w:rPr>
         <w:t xml:space="preserve">Write and maintain test cases for Zertificon applications in the TestRail test case management tool.</w:t>
-      </w:r>
-    </w:p>
-    <w:p>
-      <w:pPr>
-        <w:pStyle w:val="ListParagraph"/>
-        <w:numPr>
-          <w:ilvl w:val="0"/>
-          <w:numId w:val="2"/>
-        </w:numPr>
-        <w:spacing w:after="55" w:line="250"/>
-      </w:pPr>
-      <w:r>
-        <w:rPr>
-          <w:rFonts w:ascii="Calibri" w:cs="Calibri" w:eastAsia="Calibri" w:hAnsi="Calibri"/>
-          <w:color w:val="3D4451"/>
-          <w:sz w:val="20"/>
-          <w:szCs w:val="20"/>
-        </w:rPr>
-        <w:t xml:space="preserve">Use Gradle as the build management tool and Jenkins for CI/CD.</w:t>
       </w:r>
     </w:p>
     <w:p>
@@ -645,6 +1008,45 @@
           <w:sz w:val="20"/>
           <w:szCs w:val="20"/>
         </w:rPr>
+        <w:t xml:space="preserve">Designed a test automation framework using Selenium, Java, and </w:t>
+      </w:r>
+      <w:r>
+        <w:rPr>
+          <w:rFonts w:ascii="Calibri" w:cs="Calibri" w:eastAsia="Calibri" w:hAnsi="Calibri"/>
+          <w:color w:val="3D4451"/>
+          <w:sz w:val="20"/>
+          <w:szCs w:val="20"/>
+          <w:highlight w:val="yellow"/>
+          <w:highlightCs w:val="yellow"/>
+        </w:rPr>
+        <w:t xml:space="preserve">TestNG</w:t>
+      </w:r>
+      <w:r>
+        <w:rPr>
+          <w:rFonts w:ascii="Calibri" w:cs="Calibri" w:eastAsia="Calibri" w:hAnsi="Calibri"/>
+          <w:color w:val="3D4451"/>
+          <w:sz w:val="20"/>
+          <w:szCs w:val="20"/>
+        </w:rPr>
+        <w:t xml:space="preserve"> for the in-car infotainment app.</w:t>
+      </w:r>
+    </w:p>
+    <w:p>
+      <w:pPr>
+        <w:pStyle w:val="ListParagraph"/>
+        <w:numPr>
+          <w:ilvl w:val="0"/>
+          <w:numId w:val="2"/>
+        </w:numPr>
+        <w:spacing w:after="55" w:line="250"/>
+      </w:pPr>
+      <w:r>
+        <w:rPr>
+          <w:rFonts w:ascii="Calibri" w:cs="Calibri" w:eastAsia="Calibri" w:hAnsi="Calibri"/>
+          <w:color w:val="3D4451"/>
+          <w:sz w:val="20"/>
+          <w:szCs w:val="20"/>
+        </w:rPr>
         <w:t xml:space="preserve">Automated infotainment system backend </w:t>
       </w:r>
       <w:r>
@@ -665,27 +1067,46 @@
           <w:sz w:val="20"/>
           <w:szCs w:val="20"/>
         </w:rPr>
-        <w:t xml:space="preserve">s using the </w:t>
-      </w:r>
-      <w:r>
-        <w:rPr>
-          <w:rFonts w:ascii="Calibri" w:cs="Calibri" w:eastAsia="Calibri" w:hAnsi="Calibri"/>
-          <w:color w:val="3D4451"/>
-          <w:sz w:val="20"/>
-          <w:szCs w:val="20"/>
-          <w:highlight w:val="yellow"/>
-          <w:highlightCs w:val="yellow"/>
-        </w:rPr>
-        <w:t xml:space="preserve">REST Assured</w:t>
-      </w:r>
-      <w:r>
-        <w:rPr>
-          <w:rFonts w:ascii="Calibri" w:cs="Calibri" w:eastAsia="Calibri" w:hAnsi="Calibri"/>
-          <w:color w:val="3D4451"/>
-          <w:sz w:val="20"/>
-          <w:szCs w:val="20"/>
-        </w:rPr>
-        <w:t xml:space="preserve"> framework and Postman for manual API testing.</w:t>
+        <w:t xml:space="preserve">s using the REST Assured framework and </w:t>
+      </w:r>
+      <w:r>
+        <w:rPr>
+          <w:rFonts w:ascii="Calibri" w:cs="Calibri" w:eastAsia="Calibri" w:hAnsi="Calibri"/>
+          <w:color w:val="3D4451"/>
+          <w:sz w:val="20"/>
+          <w:szCs w:val="20"/>
+          <w:highlight w:val="yellow"/>
+          <w:highlightCs w:val="yellow"/>
+        </w:rPr>
+        <w:t xml:space="preserve">Postman</w:t>
+      </w:r>
+      <w:r>
+        <w:rPr>
+          <w:rFonts w:ascii="Calibri" w:cs="Calibri" w:eastAsia="Calibri" w:hAnsi="Calibri"/>
+          <w:color w:val="3D4451"/>
+          <w:sz w:val="20"/>
+          <w:szCs w:val="20"/>
+        </w:rPr>
+        <w:t xml:space="preserve"> for manual API testing.</w:t>
+      </w:r>
+    </w:p>
+    <w:p>
+      <w:pPr>
+        <w:pStyle w:val="ListParagraph"/>
+        <w:numPr>
+          <w:ilvl w:val="0"/>
+          <w:numId w:val="2"/>
+        </w:numPr>
+        <w:spacing w:after="55" w:line="250"/>
+      </w:pPr>
+      <w:r>
+        <w:rPr>
+          <w:rFonts w:ascii="Calibri" w:cs="Calibri" w:eastAsia="Calibri" w:hAnsi="Calibri"/>
+          <w:color w:val="3D4451"/>
+          <w:sz w:val="20"/>
+          <w:szCs w:val="20"/>
+        </w:rPr>
+        <w:t xml:space="preserve">Used Maven as the build management tool and Jenkins / Travis CI for continuous integration.</w:t>
       </w:r>
     </w:p>
     <w:p>
@@ -724,44 +1145,6 @@
           <w:szCs w:val="20"/>
         </w:rPr>
         <w:t xml:space="preserve">Analyzed real-time app performance while driving the vehicle and debugged logs from the car's backend systems.</w:t>
-      </w:r>
-    </w:p>
-    <w:p>
-      <w:pPr>
-        <w:pStyle w:val="ListParagraph"/>
-        <w:numPr>
-          <w:ilvl w:val="0"/>
-          <w:numId w:val="2"/>
-        </w:numPr>
-        <w:spacing w:after="55" w:line="250"/>
-      </w:pPr>
-      <w:r>
-        <w:rPr>
-          <w:rFonts w:ascii="Calibri" w:cs="Calibri" w:eastAsia="Calibri" w:hAnsi="Calibri"/>
-          <w:color w:val="3D4451"/>
-          <w:sz w:val="20"/>
-          <w:szCs w:val="20"/>
-        </w:rPr>
-        <w:t xml:space="preserve">Designed a test automation framework using Selenium, Java, and TestNG for the in-car infotainment app.</w:t>
-      </w:r>
-    </w:p>
-    <w:p>
-      <w:pPr>
-        <w:pStyle w:val="ListParagraph"/>
-        <w:numPr>
-          <w:ilvl w:val="0"/>
-          <w:numId w:val="2"/>
-        </w:numPr>
-        <w:spacing w:after="55" w:line="250"/>
-      </w:pPr>
-      <w:r>
-        <w:rPr>
-          <w:rFonts w:ascii="Calibri" w:cs="Calibri" w:eastAsia="Calibri" w:hAnsi="Calibri"/>
-          <w:color w:val="3D4451"/>
-          <w:sz w:val="20"/>
-          <w:szCs w:val="20"/>
-        </w:rPr>
-        <w:t xml:space="preserve">Used Maven as the build management tool and Jenkins / Travis CI for continuous integration.</w:t>
       </w:r>
     </w:p>
     <w:p>
@@ -868,6 +1251,122 @@
           <w:sz w:val="20"/>
           <w:szCs w:val="20"/>
         </w:rPr>
+        <w:t xml:space="preserve">Designed a test automation framework using Selenium with Java in the Page Object Model pattern, using Maven as the build management tool.</w:t>
+      </w:r>
+    </w:p>
+    <w:p>
+      <w:pPr>
+        <w:pStyle w:val="ListParagraph"/>
+        <w:numPr>
+          <w:ilvl w:val="0"/>
+          <w:numId w:val="2"/>
+        </w:numPr>
+        <w:spacing w:after="55" w:line="250"/>
+      </w:pPr>
+      <w:r>
+        <w:rPr>
+          <w:rFonts w:ascii="Calibri" w:cs="Calibri" w:eastAsia="Calibri" w:hAnsi="Calibri"/>
+          <w:color w:val="3D4451"/>
+          <w:sz w:val="20"/>
+          <w:szCs w:val="20"/>
+        </w:rPr>
+        <w:t xml:space="preserve">Developed automation scripts using TestNG and ran automated test suites in Jenkins.</w:t>
+      </w:r>
+    </w:p>
+    <w:p>
+      <w:pPr>
+        <w:pStyle w:val="ListParagraph"/>
+        <w:numPr>
+          <w:ilvl w:val="0"/>
+          <w:numId w:val="2"/>
+        </w:numPr>
+        <w:spacing w:after="55" w:line="250"/>
+      </w:pPr>
+      <w:r>
+        <w:rPr>
+          <w:rFonts w:ascii="Calibri" w:cs="Calibri" w:eastAsia="Calibri" w:hAnsi="Calibri"/>
+          <w:color w:val="3D4451"/>
+          <w:sz w:val="20"/>
+          <w:szCs w:val="20"/>
+        </w:rPr>
+        <w:t xml:space="preserve">Used </w:t>
+      </w:r>
+      <w:r>
+        <w:rPr>
+          <w:rFonts w:ascii="Calibri" w:cs="Calibri" w:eastAsia="Calibri" w:hAnsi="Calibri"/>
+          <w:color w:val="3D4451"/>
+          <w:sz w:val="20"/>
+          <w:szCs w:val="20"/>
+          <w:highlight w:val="yellow"/>
+          <w:highlightCs w:val="yellow"/>
+        </w:rPr>
+        <w:t xml:space="preserve">Git</w:t>
+      </w:r>
+      <w:r>
+        <w:rPr>
+          <w:rFonts w:ascii="Calibri" w:cs="Calibri" w:eastAsia="Calibri" w:hAnsi="Calibri"/>
+          <w:color w:val="3D4451"/>
+          <w:sz w:val="20"/>
+          <w:szCs w:val="20"/>
+        </w:rPr>
+        <w:t xml:space="preserve"> for version control and worked within AWS infrastructure.</w:t>
+      </w:r>
+    </w:p>
+    <w:p>
+      <w:pPr>
+        <w:pStyle w:val="ListParagraph"/>
+        <w:numPr>
+          <w:ilvl w:val="0"/>
+          <w:numId w:val="2"/>
+        </w:numPr>
+        <w:spacing w:after="55" w:line="250"/>
+      </w:pPr>
+      <w:r>
+        <w:rPr>
+          <w:rFonts w:ascii="Calibri" w:cs="Calibri" w:eastAsia="Calibri" w:hAnsi="Calibri"/>
+          <w:color w:val="3D4451"/>
+          <w:sz w:val="20"/>
+          <w:szCs w:val="20"/>
+        </w:rPr>
+        <w:t xml:space="preserve">Performed the complete testing lifecycle — </w:t>
+      </w:r>
+      <w:r>
+        <w:rPr>
+          <w:rFonts w:ascii="Calibri" w:cs="Calibri" w:eastAsia="Calibri" w:hAnsi="Calibri"/>
+          <w:color w:val="3D4451"/>
+          <w:sz w:val="20"/>
+          <w:szCs w:val="20"/>
+          <w:highlight w:val="yellow"/>
+          <w:highlightCs w:val="yellow"/>
+        </w:rPr>
+        <w:t xml:space="preserve">regression</w:t>
+      </w:r>
+      <w:r>
+        <w:rPr>
+          <w:rFonts w:ascii="Calibri" w:cs="Calibri" w:eastAsia="Calibri" w:hAnsi="Calibri"/>
+          <w:color w:val="3D4451"/>
+          <w:sz w:val="20"/>
+          <w:szCs w:val="20"/>
+        </w:rPr>
+        <w:t xml:space="preserve"> testing of fixed bugs and new builds, sanity testing, and user testing — following Scrum and Kanban.</w:t>
+      </w:r>
+    </w:p>
+    <w:p>
+      <w:pPr>
+        <w:pStyle w:val="ListParagraph"/>
+        <w:numPr>
+          <w:ilvl w:val="0"/>
+          <w:numId w:val="2"/>
+        </w:numPr>
+        <w:spacing w:after="55" w:line="250"/>
+      </w:pPr>
+      <w:r>
+        <w:rPr>
+          <w:rFonts w:ascii="Calibri" w:cs="Calibri" w:eastAsia="Calibri" w:hAnsi="Calibri"/>
+          <w:color w:val="3D4451"/>
+          <w:sz w:val="20"/>
+          <w:szCs w:val="20"/>
+        </w:rPr>
         <w:t xml:space="preserve">Owned testing for all 13 e-commerce shops across Europe as the sole QA engineer.</w:t>
       </w:r>
     </w:p>
@@ -887,44 +1386,6 @@
           <w:sz w:val="20"/>
           <w:szCs w:val="20"/>
         </w:rPr>
-        <w:t xml:space="preserve">Designed a test automation framework using Selenium with Java in the Page Object Model pattern, using Maven as the build management tool.</w:t>
-      </w:r>
-    </w:p>
-    <w:p>
-      <w:pPr>
-        <w:pStyle w:val="ListParagraph"/>
-        <w:numPr>
-          <w:ilvl w:val="0"/>
-          <w:numId w:val="2"/>
-        </w:numPr>
-        <w:spacing w:after="55" w:line="250"/>
-      </w:pPr>
-      <w:r>
-        <w:rPr>
-          <w:rFonts w:ascii="Calibri" w:cs="Calibri" w:eastAsia="Calibri" w:hAnsi="Calibri"/>
-          <w:color w:val="3D4451"/>
-          <w:sz w:val="20"/>
-          <w:szCs w:val="20"/>
-        </w:rPr>
-        <w:t xml:space="preserve">Developed automation scripts using TestNG and ran automated test suites in Jenkins.</w:t>
-      </w:r>
-    </w:p>
-    <w:p>
-      <w:pPr>
-        <w:pStyle w:val="ListParagraph"/>
-        <w:numPr>
-          <w:ilvl w:val="0"/>
-          <w:numId w:val="2"/>
-        </w:numPr>
-        <w:spacing w:after="55" w:line="250"/>
-      </w:pPr>
-      <w:r>
-        <w:rPr>
-          <w:rFonts w:ascii="Calibri" w:cs="Calibri" w:eastAsia="Calibri" w:hAnsi="Calibri"/>
-          <w:color w:val="3D4451"/>
-          <w:sz w:val="20"/>
-          <w:szCs w:val="20"/>
-        </w:rPr>
         <w:t xml:space="preserve">Wrote automated test scripts using Codeception in PHP.</w:t>
       </w:r>
     </w:p>
@@ -983,44 +1444,6 @@
           <w:szCs w:val="20"/>
         </w:rPr>
         <w:t xml:space="preserve">Tested backend Magento e-commerce modules and deployed features to test servers for manual and automated testing.</w:t>
-      </w:r>
-    </w:p>
-    <w:p>
-      <w:pPr>
-        <w:pStyle w:val="ListParagraph"/>
-        <w:numPr>
-          <w:ilvl w:val="0"/>
-          <w:numId w:val="2"/>
-        </w:numPr>
-        <w:spacing w:after="55" w:line="250"/>
-      </w:pPr>
-      <w:r>
-        <w:rPr>
-          <w:rFonts w:ascii="Calibri" w:cs="Calibri" w:eastAsia="Calibri" w:hAnsi="Calibri"/>
-          <w:color w:val="3D4451"/>
-          <w:sz w:val="20"/>
-          <w:szCs w:val="20"/>
-        </w:rPr>
-        <w:t xml:space="preserve">Used Git for version control and worked within AWS infrastructure.</w:t>
-      </w:r>
-    </w:p>
-    <w:p>
-      <w:pPr>
-        <w:pStyle w:val="ListParagraph"/>
-        <w:numPr>
-          <w:ilvl w:val="0"/>
-          <w:numId w:val="2"/>
-        </w:numPr>
-        <w:spacing w:after="55" w:line="250"/>
-      </w:pPr>
-      <w:r>
-        <w:rPr>
-          <w:rFonts w:ascii="Calibri" w:cs="Calibri" w:eastAsia="Calibri" w:hAnsi="Calibri"/>
-          <w:color w:val="3D4451"/>
-          <w:sz w:val="20"/>
-          <w:szCs w:val="20"/>
-        </w:rPr>
-        <w:t xml:space="preserve">Performed the complete testing lifecycle — regression testing of fixed bugs and new builds, sanity testing, and user testing — following Scrum and Kanban.</w:t>
       </w:r>
     </w:p>
     <w:p>
@@ -1089,26 +1512,46 @@
           <w:sz w:val="20"/>
           <w:szCs w:val="20"/>
         </w:rPr>
+        <w:t xml:space="preserve">Designed a test automation framework using Selenium with </w:t>
+      </w:r>
+      <w:r>
+        <w:rPr>
+          <w:rFonts w:ascii="Calibri" w:cs="Calibri" w:eastAsia="Calibri" w:hAnsi="Calibri"/>
+          <w:color w:val="3D4451"/>
+          <w:sz w:val="20"/>
+          <w:szCs w:val="20"/>
+          <w:highlight w:val="yellow"/>
+          <w:highlightCs w:val="yellow"/>
+        </w:rPr>
+        <w:t xml:space="preserve">Python</w:t>
+      </w:r>
+      <w:r>
+        <w:rPr>
+          <w:rFonts w:ascii="Calibri" w:cs="Calibri" w:eastAsia="Calibri" w:hAnsi="Calibri"/>
+          <w:color w:val="3D4451"/>
+          <w:sz w:val="20"/>
+          <w:szCs w:val="20"/>
+        </w:rPr>
+        <w:t xml:space="preserve"> in the Page Object Model pattern.</w:t>
+      </w:r>
+    </w:p>
+    <w:p>
+      <w:pPr>
+        <w:pStyle w:val="ListParagraph"/>
+        <w:numPr>
+          <w:ilvl w:val="0"/>
+          <w:numId w:val="2"/>
+        </w:numPr>
+        <w:spacing w:after="55" w:line="250"/>
+      </w:pPr>
+      <w:r>
+        <w:rPr>
+          <w:rFonts w:ascii="Calibri" w:cs="Calibri" w:eastAsia="Calibri" w:hAnsi="Calibri"/>
+          <w:color w:val="3D4451"/>
+          <w:sz w:val="20"/>
+          <w:szCs w:val="20"/>
+        </w:rPr>
         <w:t xml:space="preserve">Wrote automated test scripts for APIs in Python and tested APIs using Postman.</w:t>
-      </w:r>
-    </w:p>
-    <w:p>
-      <w:pPr>
-        <w:pStyle w:val="ListParagraph"/>
-        <w:numPr>
-          <w:ilvl w:val="0"/>
-          <w:numId w:val="2"/>
-        </w:numPr>
-        <w:spacing w:after="55" w:line="250"/>
-      </w:pPr>
-      <w:r>
-        <w:rPr>
-          <w:rFonts w:ascii="Calibri" w:cs="Calibri" w:eastAsia="Calibri" w:hAnsi="Calibri"/>
-          <w:color w:val="3D4451"/>
-          <w:sz w:val="20"/>
-          <w:szCs w:val="20"/>
-        </w:rPr>
-        <w:t xml:space="preserve">Designed a test automation framework using Selenium with Python in the Page Object Model pattern.</w:t>
       </w:r>
     </w:p>
     <w:p>
@@ -1215,7 +1658,47 @@
           <w:sz w:val="20"/>
           <w:szCs w:val="20"/>
         </w:rPr>
-        <w:t xml:space="preserve">Performed the complete testing lifecycle — regression, sanity, and user testing — applying SDLC quality practices and filing defects in Jira.</w:t>
+        <w:t xml:space="preserve">Performed the complete testing lifecycle — regression, sanity, and user testing — applying </w:t>
+      </w:r>
+      <w:r>
+        <w:rPr>
+          <w:rFonts w:ascii="Calibri" w:cs="Calibri" w:eastAsia="Calibri" w:hAnsi="Calibri"/>
+          <w:color w:val="3D4451"/>
+          <w:sz w:val="20"/>
+          <w:szCs w:val="20"/>
+          <w:highlight w:val="yellow"/>
+          <w:highlightCs w:val="yellow"/>
+        </w:rPr>
+        <w:t xml:space="preserve">SDLC</w:t>
+      </w:r>
+      <w:r>
+        <w:rPr>
+          <w:rFonts w:ascii="Calibri" w:cs="Calibri" w:eastAsia="Calibri" w:hAnsi="Calibri"/>
+          <w:color w:val="3D4451"/>
+          <w:sz w:val="20"/>
+          <w:szCs w:val="20"/>
+        </w:rPr>
+        <w:t xml:space="preserve"> quality practices and filing defects in </w:t>
+      </w:r>
+      <w:r>
+        <w:rPr>
+          <w:rFonts w:ascii="Calibri" w:cs="Calibri" w:eastAsia="Calibri" w:hAnsi="Calibri"/>
+          <w:color w:val="3D4451"/>
+          <w:sz w:val="20"/>
+          <w:szCs w:val="20"/>
+          <w:highlight w:val="yellow"/>
+          <w:highlightCs w:val="yellow"/>
+        </w:rPr>
+        <w:t xml:space="preserve">Jira</w:t>
+      </w:r>
+      <w:r>
+        <w:rPr>
+          <w:rFonts w:ascii="Calibri" w:cs="Calibri" w:eastAsia="Calibri" w:hAnsi="Calibri"/>
+          <w:color w:val="3D4451"/>
+          <w:sz w:val="20"/>
+          <w:szCs w:val="20"/>
+        </w:rPr>
+        <w:t xml:space="preserve">.</w:t>
       </w:r>
     </w:p>
     <w:p>
